--- a/01_Internal/09_Trust_but_Verify_Management/Managers_Trust-But-Verify_Playbook_INTERNAL.docx
+++ b/01_Internal/09_Trust_but_Verify_Management/Managers_Trust-But-Verify_Playbook_INTERNAL.docx
@@ -3642,7 +3642,7 @@
           <w:color w:val="1A1A1A"/>
           <w:sz w:val="22"/>
         </w:rPr>
-        <w:t>Variance is not flat across the 18 weeks. Some sprints structurally generate more legitimate customization pressure (Sprint 2 Catalog and Sprint 4 CMDB are the perennial peaks). The dashboard plots variance week-over-week against the practice's reference curve so the EM can distinguish a normal sprint-2 spike from genuine drift. The reference curve is recalibrated at the quarterly retro using actuals across all engagements.</w:t>
+        <w:t>Variance is not flat across the 18 weeks. Some sprints structurally generate more legitimate customization pressure (Sprint 4 Catalog and Sprint 2 CMDB are the perennial peaks). The dashboard plots variance week-over-week against the practice's reference curve so the EM can distinguish a normal sprint-4 spike from genuine drift. The reference curve is recalibrated at the quarterly retro using actuals across all engagements.</w:t>
       </w:r>
     </w:p>
     <w:p>
